--- a/ru/discovery-articles/4.16 Экстракорпоральное оплодотворение.docx
+++ b/ru/discovery-articles/4.16 Экстракорпоральное оплодотворение.docx
@@ -4,76 +4,58 @@
   <w:body>
     <w:p>
       <w:pPr>
-        <w:spacing w:before="0" w:after="80"/>
+        <w:pStyle w:val="Title"/>
+        <w:widowControl/>
       </w:pPr>
       <w:r>
-        <w:rPr>
-          <w:rFonts w:ascii="Calibri" w:hAnsi="Calibri" w:cs="Calibri"/>
-          <w:b/>
-          <w:color w:val="2E74B5"/>
-          <w:sz w:val="20"/>
-        </w:rPr>
-        <w:t>4. Медицина, биология и общественное здравоохранение</w:t>
+        <w:t>4.16 Экстракорпоральное оплодотворение</w:t>
       </w:r>
     </w:p>
     <w:p>
       <w:pPr>
         <w:keepNext/>
-        <w:spacing w:before="0" w:after="120"/>
+        <w:widowControl/>
       </w:pPr>
       <w:r>
         <w:rPr>
-          <w:rFonts w:ascii="Calibri" w:hAnsi="Calibri" w:cs="Calibri"/>
-          <w:b/>
-          <w:color w:val="0B2545"/>
-          <w:sz w:val="48"/>
+          <w:sz w:val="20"/>
         </w:rPr>
-        <w:t>4.16 Экстракорпоральное оплодотворение</w:t>
+        <w:t>4. Медицина, биология и общественное здоровье</w:t>
       </w:r>
     </w:p>
     <w:p>
       <w:pPr>
-        <w:spacing w:before="0" w:after="200" w:line="276" w:lineRule="auto"/>
+        <w:keepNext/>
+        <w:widowControl/>
       </w:pPr>
       <w:r>
         <w:rPr>
-          <w:rFonts w:ascii="Calibri" w:hAnsi="Calibri" w:cs="Calibri"/>
-          <w:i/>
-          <w:color w:val="666666"/>
-          <w:sz w:val="21"/>
+          <w:sz w:val="20"/>
         </w:rPr>
-        <w:t>Период: 1978 год — рождение Луизы Браун, первого ребёнка после ЭКО; лабораторная и клиническая работа с 1960–1970-х годов | Ключевые фигуры: Роберт Эдвардс; Патрик Стептоу; Джин Пёрди; позднейшие коллективы репродуктивной медицины во всём мире</w:t>
+        <w:t>Период: исследования 1960–1970-х годов; 1978 год — рождение Луизы Браун после ЭКО | Основные участники: Роберт Эдвардс, Патрик Стептоу, Джин Перди, позднее команды репродуктивной медицины мира</w:t>
       </w:r>
     </w:p>
     <w:p>
       <w:pPr>
-        <w:spacing w:before="0" w:after="200" w:line="300" w:lineRule="auto"/>
+        <w:widowControl/>
       </w:pPr>
       <w:r>
-        <w:rPr>
-          <w:rFonts w:ascii="Calibri" w:hAnsi="Calibri" w:cs="Calibri"/>
-          <w:color w:val="0B2545"/>
-          <w:sz w:val="23"/>
-        </w:rPr>
-        <w:t>При экстракорпоральном оплодотворении яйцеклетку соединяют со сперматозоидом в лаборатории, а затем переносят ранний эмбрион в матку. Метод дал возможность родить ребёнка многим людям, которым мешали непроходимость маточных труб или другие причины бесплодия.</w:t>
+        <w:t>При экстракорпоральном оплодотворении, ЭКО, яйцеклетку соединяют со сперматозоидом в лаборатории, затем ранний эмбрион переносят в матку. Это открыло медицинский путь людям с непроходимостью труб и другими причинами бесплодия.</w:t>
       </w:r>
     </w:p>
     <w:p>
       <w:pPr>
         <w:pStyle w:val="Heading1"/>
+        <w:widowControl/>
       </w:pPr>
       <w:r>
-        <w:t>Ключевые факты</w:t>
+        <w:t>Кратко о главном</w:t>
       </w:r>
     </w:p>
     <w:p>
       <w:pPr>
-        <w:keepLines/>
-        <w:spacing w:after="80" w:line="300" w:lineRule="auto"/>
-        <w:numPr>
-          <w:ilvl w:val="0"/>
-          <w:numId w:val="10"/>
-        </w:numPr>
+        <w:pStyle w:val="ListBullet"/>
+        <w:widowControl/>
       </w:pPr>
       <w:r>
         <w:t>Луиза Браун, родившаяся в Англии в 1978 году, стала первым общепризнанным ребёнком, зачатым с помощью ЭКО.</w:t>
@@ -81,59 +63,44 @@
     </w:p>
     <w:p>
       <w:pPr>
-        <w:keepLines/>
-        <w:spacing w:after="80" w:line="300" w:lineRule="auto"/>
-        <w:numPr>
-          <w:ilvl w:val="0"/>
-          <w:numId w:val="10"/>
-        </w:numPr>
+        <w:pStyle w:val="ListBullet"/>
+        <w:widowControl/>
       </w:pPr>
       <w:r>
-        <w:t>В 2010 году Роберт Эдвардс получил Нобелевскую премию по физиологии или медицине за исследования ЭКО.</w:t>
+        <w:t>В 2010 году Эдвардс получил Нобелевскую премию по физиологии или медицине за исследования ЭКО.</w:t>
       </w:r>
     </w:p>
     <w:p>
       <w:pPr>
-        <w:keepLines/>
-        <w:spacing w:after="80" w:line="300" w:lineRule="auto"/>
-        <w:numPr>
-          <w:ilvl w:val="0"/>
-          <w:numId w:val="10"/>
-        </w:numPr>
+        <w:pStyle w:val="ListBullet"/>
+        <w:widowControl/>
       </w:pPr>
       <w:r>
-        <w:t>Яйцеклетки извлекают, соединяют со сперматозоидами в питательной среде и через несколько дней переносят эмбрионы в матку.</w:t>
+        <w:t>Яйцеклетки получают, соединяют со сперматозоидами в питательной среде, а через несколько дней переносят эмбрионы.</w:t>
       </w:r>
     </w:p>
     <w:p>
       <w:pPr>
-        <w:keepLines/>
-        <w:spacing w:after="80" w:line="300" w:lineRule="auto"/>
-        <w:numPr>
-          <w:ilvl w:val="0"/>
-          <w:numId w:val="10"/>
-        </w:numPr>
+        <w:pStyle w:val="ListBullet"/>
+        <w:widowControl/>
       </w:pPr>
       <w:r>
-        <w:t>Позднее появились ИКСИ — введение одного сперматозоида в яйцеклетку, замораживание эмбрионов и генетический скрининг.</w:t>
+        <w:t>Позднее появились ИКСИ — введение одного сперматозоида в яйцеклетку, замораживание эмбрионов и генетическая проверка.</w:t>
       </w:r>
     </w:p>
     <w:p>
       <w:pPr>
-        <w:keepLines/>
-        <w:spacing w:after="80" w:line="300" w:lineRule="auto"/>
-        <w:numPr>
-          <w:ilvl w:val="0"/>
-          <w:numId w:val="10"/>
-        </w:numPr>
+        <w:pStyle w:val="ListBullet"/>
+        <w:widowControl/>
       </w:pPr>
       <w:r>
-        <w:t>ЭКО вызвало продолжающиеся этические споры об эмбрионах, стоимости лечения и равенстве доступа.</w:t>
+        <w:t>ЭКО вызвало долгие этические споры об эмбрионах, стоимости и доступе.</w:t>
       </w:r>
     </w:p>
     <w:p>
       <w:pPr>
         <w:pStyle w:val="Heading1"/>
+        <w:widowControl/>
       </w:pPr>
       <w:r>
         <w:t>Что это такое</w:t>
@@ -141,143 +108,101 @@
     </w:p>
     <w:p>
       <w:pPr>
-        <w:keepLines w:val="0"/>
+        <w:widowControl/>
       </w:pPr>
       <w:r>
-        <w:t>ЭКО, или экстракорпоральное оплодотворение, означает оплодотворение вне организма. Врачи получают яйцеклетки, соединяют их со сперматозоидами в лаборатории, дают эмбриону развиваться несколько дней, а затем переносят его в матку. Метод позволяет обойти непроходимость маточных труб и помогает при других формах бесплодия.</w:t>
-      </w:r>
-    </w:p>
-    <w:p>
-      <w:pPr>
-        <w:keepLines w:val="0"/>
-      </w:pPr>
-      <w:r>
-        <w:t>Гормональные препараты стимулируют созревание нескольких яйцеклеток, а их извлечение проводят под контролем ультразвука. Образно говоря, беременность начинается в лабораторной чашке, после чего ранний эмбрион возвращают в матку, где развитие должно продолжиться естественным образом.</w:t>
+        <w:t xml:space="preserve">ЭКО означает оплодотворение вне организма. Врачи получают яйцеклетки, соединяют их со сперматозоидами в лабораторной чашке, несколько дней наблюдают развитие и переносят эмбрион в матку. Метод обходит непроходимые маточные трубы и помогает при иных причинах бесплодия. Гормоны могут стимулировать созревание нескольких яйцеклеток, ультразвук помогает их извлечь. Образно начало развития происходит «под стеклом», затем ранний эмбрион возвращают в матку.</w:t>
       </w:r>
     </w:p>
     <w:p>
       <w:pPr>
         <w:pStyle w:val="Heading1"/>
+        <w:widowControl/>
       </w:pPr>
       <w:r>
-        <w:t>Кто это открыл или изобрёл</w:t>
+        <w:t>Кто открыл или изобрёл</w:t>
       </w:r>
     </w:p>
     <w:p>
       <w:pPr>
-        <w:keepLines w:val="0"/>
+        <w:widowControl/>
       </w:pPr>
       <w:r>
-        <w:t>Роберт Эдвардс разработал лабораторные методы созревания и оплодотворения человеческих яйцеклеток вне организма. Патрик Стептоу применил лапароскопию для их извлечения, а эмбриолог Джин Пёрди сыграла ключевую роль в работе команды, добившейся первого успешного рождения.</w:t>
-      </w:r>
-    </w:p>
-    <w:p>
-      <w:pPr>
-        <w:keepLines w:val="0"/>
-      </w:pPr>
-      <w:r>
-        <w:t>Прорыву предшествовали опыты на животных и множество неудачных попыток у людей. Успех обеспечила не внезапная догадка одиночки, а слаженная работа клиники и лаборатории как единой системы.</w:t>
+        <w:t>Эдвардс разрабатывал лабораторное созревание и оплодотворение человеческих яйцеклеток. Стептоу использовал лапароскопию — доступ через небольшие отверстия — для их получения. Перди была ключевым эмбриологом команды, добившейся рождения ребёнка. Этому предшествовали опыты на животных и множество неудач у людей. Прорывом стала совместная работа клиники и лаборатории, а не одиночное ночное озарение.</w:t>
       </w:r>
     </w:p>
     <w:p>
       <w:pPr>
         <w:pStyle w:val="Heading1"/>
+        <w:widowControl/>
       </w:pPr>
       <w:r>
-        <w:t>Когда и как это появилось</w:t>
+        <w:t>Когда и как появилось</w:t>
       </w:r>
     </w:p>
     <w:p>
       <w:pPr>
-        <w:keepLines w:val="0"/>
+        <w:widowControl/>
       </w:pPr>
       <w:r>
-        <w:t>После многолетних экспериментов на животных и осторожных клинических исследований рождение Луизы Браун в 1978 году доказало, что ЭКО может привести к появлению здорового ребёнка. В 1980-е клиники стали распространяться благодаря улучшению питательных сред, гормональных схем и ультразвуковой техники.</w:t>
-      </w:r>
-    </w:p>
-    <w:p>
-      <w:pPr>
-        <w:keepLines w:val="0"/>
-      </w:pPr>
-      <w:r>
-        <w:t>Замораживание эмбрионов и ИКСИ позднее расширили круг людей, которым можно помочь. Скорость признания метода в разных странах зависела от законодательства, стоимости и религии. По мере накопления опыта и совершенствования технологий вероятность успеха возрастала.</w:t>
+        <w:t>После многолетних исследований и осторожных испытаний рождение Луизы Браун в 1978 году показало возможность появления здорового ребёнка. В 1980-х клиники распространялись вместе с улучшением сред, гормональных схем и ультразвука. Замораживание и ИКСИ, интрацитоплазматическая инъекция сперматозоида, расширили круг получающих помощь. Законы, цена и религия влияли на принятие метода в странах. Опыт и инструменты повышали успешность.</w:t>
       </w:r>
     </w:p>
     <w:p>
       <w:pPr>
         <w:pStyle w:val="Heading1"/>
+        <w:widowControl/>
       </w:pPr>
       <w:r>
-        <w:t>Научное значение</w:t>
+        <w:t>Значение для науки</w:t>
       </w:r>
     </w:p>
     <w:p>
       <w:pPr>
-        <w:keepLines w:val="0"/>
+        <w:widowControl/>
       </w:pPr>
       <w:r>
-        <w:t>ЭКО позволило наблюдать и измерять оплодотворение человека и раннее развитие эмбриона в контролируемых условиях. В единый процесс соединились эндокринология, культура клеток и анатомия репродуктивной системы.</w:t>
-      </w:r>
-    </w:p>
-    <w:p>
-      <w:pPr>
-        <w:keepLines w:val="0"/>
-      </w:pPr>
-      <w:r>
-        <w:t>Из того же лабораторного окна выросли споры об исследованиях эмбрионов и стволовых клеток. В клинике реакцию яичников, функцию сперматозоидов и имплантацию удалось превратить в измеряемые показатели, которые можно анализировать и использовать в обучении врачей.</w:t>
+        <w:t>ЭКО позволило наблюдать и измерять человеческое оплодотворение и раннее развитие в контролируемых условиях. Оно объединило гормональную науку, клеточные культуры и репродуктивную анатомию в последовательный процесс. Возможность таких наблюдений отчасти положила начало спорам об исследованиях эмбрионов и стволовых клеток. Реакция яичников, функция сперматозоидов и имплантация стали показателями, которые врачи отслеживают и объясняют.</w:t>
       </w:r>
     </w:p>
     <w:p>
       <w:pPr>
         <w:pStyle w:val="Heading1"/>
+        <w:widowControl/>
       </w:pPr>
       <w:r>
-        <w:t>Влияние на последующее развитие</w:t>
+        <w:t>Влияние на дальнейшее развитие</w:t>
       </w:r>
     </w:p>
     <w:p>
       <w:pPr>
-        <w:keepLines w:val="0"/>
+        <w:widowControl/>
       </w:pPr>
       <w:r>
-        <w:t>Вспомогательная репродукция разветвилась на донорство яйцеклеток, суррогатное материнство и генетическое исследование эмбрионов перед переносом. Технологии замораживания теперь позволяют онкологическим пациентам сохранить возможность иметь детей до начала лечения.</w:t>
-      </w:r>
-    </w:p>
-    <w:p>
-      <w:pPr>
-        <w:keepLines w:val="0"/>
-      </w:pPr>
-      <w:r>
-        <w:t>Вокруг препаратов для стимуляции и лабораторного оборудования возник целый рынок. Судьба неиспользованных эмбрионов обострила общественные споры о начале человеческой жизни. Современное лечение бесплодия по-прежнему опирается на ту же точно рассчитанную и контролируемую приборами биологию.</w:t>
+        <w:t>Вспомогательная репродукция расширилась до донорства яйцеклеток, суррогатного материнства и генетической проверки до переноса. Замораживание помогает онкологическим пациентам сохранять фертильность перед лечением. Вокруг стимулирующих препаратов и лабораторного оборудования появились рынки. Неиспользованные эмбрионы обострили вопросы о начале жизни. Современная помощь по-прежнему опирается на точно согласованные биологические этапы.</w:t>
       </w:r>
     </w:p>
     <w:p>
       <w:pPr>
         <w:pStyle w:val="Heading1"/>
+        <w:widowControl/>
       </w:pPr>
       <w:r>
-        <w:t>Как это изменило жизнь людей</w:t>
+        <w:t>Как изменило жизнь людей</w:t>
       </w:r>
     </w:p>
     <w:p>
       <w:pPr>
-        <w:keepLines w:val="0"/>
+        <w:widowControl/>
       </w:pPr>
       <w:r>
-        <w:t>У пар, прежде не имевших возможности родить генетически родного ребёнка, появился путь к родительству — дорогой, эмоционально тяжёлый и доступный далеко не всем. В семейные истории вошли рассказы о «годе ЭКО» наряду с усыновлением и бездетностью.</w:t>
-      </w:r>
-    </w:p>
-    <w:p>
-      <w:pPr>
-        <w:keepLines w:val="0"/>
-      </w:pPr>
-      <w:r>
-        <w:t>Листы ожидания и проценты успеха стали частью обычных разговоров, а каждый цикл приносит особенно сильные надежды и разочарования. После миллионов рождений ЭКО стало привычным вариантом лечения там, где его допускают закон и финансовые возможности.</w:t>
+        <w:t>У пар, прежде не имевших возможности зачать генетически родного ребёнка, появился новый путь. Однако лечение часто дорого, связано со стрессом и доступно далеко не всем. В семейных историях появился «наш год ЭКО» рядом с рассказами об усыновлении или бездетности. Очереди и проценты успеха вошли в разговоры. Каждый цикл усиливает и радость, и горе. После миллионов рождений ЭКО стало привычным вариантом там, где позволяют закон и средства.</w:t>
       </w:r>
     </w:p>
     <w:p>
       <w:pPr>
         <w:pStyle w:val="Heading1"/>
+        <w:widowControl/>
       </w:pPr>
       <w:r>
         <w:t>Источники и литература</w:t>
@@ -286,153 +211,162 @@
     <w:p>
       <w:pPr>
         <w:pStyle w:val="Heading2"/>
+        <w:widowControl/>
       </w:pPr>
       <w:r>
-        <w:t>A. Книги и основные научные труды</w:t>
+        <w:rPr>
+          <w:sz w:val="20"/>
+        </w:rPr>
+        <w:t>Книги и основные научные труды</w:t>
       </w:r>
     </w:p>
     <w:p>
       <w:pPr>
-        <w:keepLines/>
-        <w:spacing w:after="80" w:line="300" w:lineRule="auto"/>
-        <w:numPr>
-          <w:ilvl w:val="0"/>
-          <w:numId w:val="11"/>
-        </w:numPr>
+        <w:widowControl/>
       </w:pPr>
       <w:r>
-        <w:t>Edwards, Robert; Steptoe, Patrick. A Matter of Life: The Story of a Medical Breakthrough. London: Hutchinson, 1980.</w:t>
+        <w:rPr>
+          <w:sz w:val="20"/>
+        </w:rPr>
+        <w:t>1. Edwards, Robert; Steptoe, Patrick. A Matter of Life: The Story of a Medical Breakthrough. London: Hutchinson, 1980.</w:t>
       </w:r>
     </w:p>
     <w:p>
       <w:pPr>
         <w:pStyle w:val="Heading2"/>
+        <w:widowControl/>
       </w:pPr>
       <w:r>
-        <w:t>C. Материалы научных учреждений и энциклопедий</w:t>
+        <w:rPr>
+          <w:sz w:val="20"/>
+        </w:rPr>
+        <w:t>Материалы организаций и энциклопедии</w:t>
       </w:r>
     </w:p>
     <w:p>
       <w:pPr>
-        <w:keepLines/>
-        <w:spacing w:after="80" w:line="300" w:lineRule="auto"/>
-        <w:numPr>
-          <w:ilvl w:val="0"/>
-          <w:numId w:val="12"/>
-        </w:numPr>
+        <w:widowControl/>
       </w:pPr>
       <w:r>
-        <w:t>Encyclopaedia Britannica. «In vitro fertilization».</w:t>
+        <w:rPr>
+          <w:sz w:val="20"/>
+        </w:rPr>
+        <w:t xml:space="preserve">1. Encyclopaedia Britannica. 'In vitro fertilization.' </w:t>
       </w:r>
+      <w:hyperlink r:id="rId9">
+        <w:r>
+          <w:rPr>
+            <w:sz w:val="20"/>
+          </w:rPr>
+          <w:t>https://www.britannica.com/science/in-vitro-fertilization</w:t>
+        </w:r>
+      </w:hyperlink>
       <w:r>
-        <w:t xml:space="preserve"> </w:t>
+        <w:rPr>
+          <w:sz w:val="20"/>
+        </w:rPr>
+      </w:r>
+    </w:p>
+    <w:p>
+      <w:pPr>
+        <w:widowControl/>
+      </w:pPr>
+      <w:r>
+        <w:rPr>
+          <w:sz w:val="20"/>
+        </w:rPr>
+        <w:t xml:space="preserve">2. Nobel Prize. Robert Edwards — Facts. </w:t>
+      </w:r>
+      <w:hyperlink r:id="rId10">
+        <w:r>
+          <w:rPr>
+            <w:sz w:val="20"/>
+          </w:rPr>
+          <w:t>https://www.nobelprize.org/prizes/medicine/2010/edwards/facts/</w:t>
+        </w:r>
+      </w:hyperlink>
+      <w:r>
+        <w:rPr>
+          <w:sz w:val="20"/>
+        </w:rPr>
+      </w:r>
+    </w:p>
+    <w:p>
+      <w:pPr>
+        <w:pStyle w:val="Heading2"/>
+        <w:widowControl/>
+      </w:pPr>
+      <w:r>
+        <w:rPr>
+          <w:sz w:val="20"/>
+        </w:rPr>
+        <w:t>Материалы музеев, архивов и библиотек</w:t>
+      </w:r>
+    </w:p>
+    <w:p>
+      <w:pPr>
+        <w:widowControl/>
+      </w:pPr>
+      <w:r>
+        <w:rPr>
+          <w:sz w:val="20"/>
+        </w:rPr>
+        <w:t xml:space="preserve">1. Science Museum (London). Objects and stories — reproductive medicine and IVF history. </w:t>
       </w:r>
       <w:hyperlink r:id="rId11">
         <w:r>
           <w:rPr>
-            <w:color w:val="0563C1"/>
-            <w:u w:val="single"/>
+            <w:sz w:val="20"/>
           </w:rPr>
-          <w:t>https://www.britannica.com/science/in-vitro-fertilization</w:t>
+          <w:t>https://www.sciencemuseum.org.uk/objects-and-stories</w:t>
         </w:r>
       </w:hyperlink>
+      <w:r>
+        <w:rPr>
+          <w:sz w:val="20"/>
+        </w:rPr>
+      </w:r>
     </w:p>
     <w:p>
       <w:pPr>
-        <w:keepLines/>
-        <w:spacing w:after="80" w:line="300" w:lineRule="auto"/>
-        <w:numPr>
-          <w:ilvl w:val="0"/>
-          <w:numId w:val="12"/>
-        </w:numPr>
+        <w:pStyle w:val="Heading2"/>
+        <w:widowControl/>
       </w:pPr>
       <w:r>
-        <w:t>Нобелевская премия. Роберт Эдвардс: сведения о лауреате.</w:t>
+        <w:rPr>
+          <w:sz w:val="20"/>
+        </w:rPr>
+        <w:t>Пресса, научно-популярные и справочные материалы</w:t>
       </w:r>
+    </w:p>
+    <w:p>
+      <w:pPr>
+        <w:widowControl/>
+      </w:pPr>
       <w:r>
-        <w:t xml:space="preserve"> </w:t>
+        <w:rPr>
+          <w:sz w:val="20"/>
+        </w:rPr>
+        <w:t xml:space="preserve">1. Smithsonian Magazine. 'How the First Test Tube Baby Was Born.' </w:t>
       </w:r>
       <w:hyperlink r:id="rId12">
         <w:r>
           <w:rPr>
-            <w:color w:val="0563C1"/>
-            <w:u w:val="single"/>
-          </w:rPr>
-          <w:t>https://www.nobelprize.org/prizes/medicine/2010/edwards/facts/</w:t>
-        </w:r>
-      </w:hyperlink>
-    </w:p>
-    <w:p>
-      <w:pPr>
-        <w:pStyle w:val="Heading2"/>
-      </w:pPr>
-      <w:r>
-        <w:t>D. Материалы музеев, архивов и библиотек</w:t>
-      </w:r>
-    </w:p>
-    <w:p>
-      <w:pPr>
-        <w:keepLines/>
-        <w:spacing w:after="80" w:line="300" w:lineRule="auto"/>
-        <w:numPr>
-          <w:ilvl w:val="0"/>
-          <w:numId w:val="13"/>
-        </w:numPr>
-      </w:pPr>
-      <w:r>
-        <w:t>Музей науки, Лондон. Экспонаты и материалы по истории репродуктивной медицины и ЭКО.</w:t>
-      </w:r>
-      <w:r>
-        <w:t xml:space="preserve"> </w:t>
-      </w:r>
-      <w:hyperlink r:id="rId13">
-        <w:r>
-          <w:rPr>
-            <w:color w:val="0563C1"/>
-            <w:u w:val="single"/>
-          </w:rPr>
-          <w:t>https://www.sciencemuseum.org.uk/objects-and-stories</w:t>
-        </w:r>
-      </w:hyperlink>
-    </w:p>
-    <w:p>
-      <w:pPr>
-        <w:pStyle w:val="Heading2"/>
-      </w:pPr>
-      <w:r>
-        <w:t>J. Пресса, научно-популярные и справочные материалы</w:t>
-      </w:r>
-    </w:p>
-    <w:p>
-      <w:pPr>
-        <w:keepLines/>
-        <w:spacing w:after="80" w:line="300" w:lineRule="auto"/>
-        <w:numPr>
-          <w:ilvl w:val="0"/>
-          <w:numId w:val="14"/>
-        </w:numPr>
-      </w:pPr>
-      <w:r>
-        <w:t>Smithsonian Magazine. «How the First Test Tube Baby Was Born».</w:t>
-      </w:r>
-      <w:r>
-        <w:t xml:space="preserve"> </w:t>
-      </w:r>
-      <w:hyperlink r:id="rId14">
-        <w:r>
-          <w:rPr>
-            <w:color w:val="0563C1"/>
-            <w:u w:val="single"/>
+            <w:sz w:val="20"/>
           </w:rPr>
           <w:t>https://www.smithsonianmag.com/science-nature/how-first-test-tube-baby-was-born-180969978/</w:t>
         </w:r>
       </w:hyperlink>
+      <w:r>
+        <w:rPr>
+          <w:sz w:val="20"/>
+        </w:rPr>
+      </w:r>
     </w:p>
     <w:sectPr>
-      <w:headerReference w:type="default" r:id="rId9"/>
-      <w:footerReference w:type="default" r:id="rId10"/>
-      <w:pgSz w:w="12240" w:h="15840"/>
-      <w:pgMar w:top="1440" w:right="1440" w:bottom="1440" w:left="1440" w:header="708" w:footer="708" w:gutter="0"/>
+      <w:footerReference w:type="default" r:id="rId13"/>
+      <w:pgSz w:w="11906" w:h="16838"/>
+      <w:pgMar w:top="1020" w:right="1134" w:bottom="1020" w:left="1134" w:header="720" w:footer="720" w:gutter="0"/>
       <w:cols w:space="720"/>
       <w:docGrid w:linePitch="360"/>
     </w:sectPr>
@@ -445,60 +379,11 @@
   <w:p>
     <w:pPr>
       <w:pStyle w:val="Footer"/>
-      <w:spacing w:before="0" w:after="0"/>
       <w:jc w:val="right"/>
     </w:pPr>
-    <w:r>
-      <w:rPr>
-        <w:rFonts w:ascii="Calibri" w:hAnsi="Calibri" w:cs="Calibri"/>
-        <w:color w:val="666666"/>
-        <w:sz w:val="18"/>
-      </w:rPr>
-      <w:t xml:space="preserve">Страница </w:t>
-    </w:r>
-    <w:r>
-      <w:rPr>
-        <w:rFonts w:ascii="Calibri" w:hAnsi="Calibri" w:cs="Calibri"/>
-        <w:color w:val="666666"/>
-        <w:sz w:val="18"/>
-      </w:rPr>
-      <w:fldChar w:fldCharType="begin"/>
-      <w:instrText xml:space="preserve"> PAGE </w:instrText>
-      <w:fldChar w:fldCharType="separate"/>
-      <w:t>1</w:t>
-      <w:fldChar w:fldCharType="end"/>
-    </w:r>
+    <w:fldSimple w:instr="PAGE"/>
   </w:p>
 </w:ftr>
-</file>
-
-<file path=word/header1.xml><?xml version="1.0" encoding="utf-8"?>
-<w:hdr xmlns:m="http://schemas.openxmlformats.org/officeDocument/2006/math" xmlns:mc="http://schemas.openxmlformats.org/markup-compatibility/2006" xmlns:mo="http://schemas.microsoft.com/office/mac/office/2008/main" xmlns:mv="urn:schemas-microsoft-com:mac:vml" xmlns:o="urn:schemas-microsoft-com:office:office" xmlns:r="http://schemas.openxmlformats.org/officeDocument/2006/relationships" xmlns:v="urn:schemas-microsoft-com:vml" xmlns:w10="urn:schemas-microsoft-com:office:word" xmlns:w14="http://schemas.microsoft.com/office/word/2010/wordml" xmlns:w="http://schemas.openxmlformats.org/wordprocessingml/2006/main" xmlns:wne="http://schemas.microsoft.com/office/word/2006/wordml" xmlns:wp14="http://schemas.microsoft.com/office/word/2010/wordprocessingDrawing" xmlns:wp="http://schemas.openxmlformats.org/drawingml/2006/wordprocessingDrawing" xmlns:wpc="http://schemas.microsoft.com/office/word/2010/wordprocessingCanvas" xmlns:wpg="http://schemas.microsoft.com/office/word/2010/wordprocessingGroup" xmlns:wpi="http://schemas.microsoft.com/office/word/2010/wordprocessingInk" xmlns:wps="http://schemas.microsoft.com/office/word/2010/wordprocessingShape" mc:Ignorable="w14 wp14">
-  <w:p>
-    <w:pPr>
-      <w:pStyle w:val="Header"/>
-      <w:spacing w:after="0"/>
-      <w:jc w:val="left"/>
-    </w:pPr>
-    <w:r>
-      <w:rPr>
-        <w:rFonts w:ascii="Calibri" w:hAnsi="Calibri" w:cs="Calibri"/>
-        <w:b/>
-        <w:color w:val="666666"/>
-        <w:sz w:val="18"/>
-      </w:rPr>
-      <w:t>Открытия и изобретения</w:t>
-    </w:r>
-    <w:r>
-      <w:rPr>
-        <w:rFonts w:ascii="Calibri" w:hAnsi="Calibri" w:cs="Calibri"/>
-        <w:color w:val="666666"/>
-        <w:sz w:val="18"/>
-      </w:rPr>
-      <w:t xml:space="preserve">    |    4. Медицина, биология и общественное здравоохранение</w:t>
-    </w:r>
-  </w:p>
-</w:hdr>
 </file>
 
 <file path=word/numbering.xml><?xml version="1.0" encoding="utf-8"?>
@@ -701,96 +586,6 @@
   <w:num w:numId="9">
     <w:abstractNumId w:val="0"/>
   </w:num>
-  <w:abstractNum w:abstractNumId="9">
-    <w:multiLevelType w:val="singleLevel"/>
-    <w:lvl w:ilvl="0">
-      <w:start w:val="1"/>
-      <w:numFmt w:val="bullet"/>
-      <w:lvlText w:val="•"/>
-      <w:lvlJc w:val="left"/>
-      <w:pPr>
-        <w:tabs>
-          <w:tab w:val="num" w:pos="540"/>
-        </w:tabs>
-        <w:ind w:left="540" w:hanging="270"/>
-      </w:pPr>
-    </w:lvl>
-  </w:abstractNum>
-  <w:num w:numId="10">
-    <w:abstractNumId w:val="9"/>
-  </w:num>
-  <w:abstractNum w:abstractNumId="10">
-    <w:multiLevelType w:val="singleLevel"/>
-    <w:lvl w:ilvl="0">
-      <w:start w:val="1"/>
-      <w:numFmt w:val="decimal"/>
-      <w:lvlText w:val="%1."/>
-      <w:lvlJc w:val="left"/>
-      <w:pPr>
-        <w:tabs>
-          <w:tab w:val="num" w:pos="540"/>
-        </w:tabs>
-        <w:ind w:left="540" w:hanging="270"/>
-      </w:pPr>
-    </w:lvl>
-  </w:abstractNum>
-  <w:num w:numId="11">
-    <w:abstractNumId w:val="10"/>
-  </w:num>
-  <w:abstractNum w:abstractNumId="11">
-    <w:multiLevelType w:val="singleLevel"/>
-    <w:lvl w:ilvl="0">
-      <w:start w:val="1"/>
-      <w:numFmt w:val="decimal"/>
-      <w:lvlText w:val="%1."/>
-      <w:lvlJc w:val="left"/>
-      <w:pPr>
-        <w:tabs>
-          <w:tab w:val="num" w:pos="540"/>
-        </w:tabs>
-        <w:ind w:left="540" w:hanging="270"/>
-      </w:pPr>
-    </w:lvl>
-  </w:abstractNum>
-  <w:num w:numId="12">
-    <w:abstractNumId w:val="11"/>
-  </w:num>
-  <w:abstractNum w:abstractNumId="12">
-    <w:multiLevelType w:val="singleLevel"/>
-    <w:lvl w:ilvl="0">
-      <w:start w:val="1"/>
-      <w:numFmt w:val="decimal"/>
-      <w:lvlText w:val="%1."/>
-      <w:lvlJc w:val="left"/>
-      <w:pPr>
-        <w:tabs>
-          <w:tab w:val="num" w:pos="540"/>
-        </w:tabs>
-        <w:ind w:left="540" w:hanging="270"/>
-      </w:pPr>
-    </w:lvl>
-  </w:abstractNum>
-  <w:num w:numId="13">
-    <w:abstractNumId w:val="12"/>
-  </w:num>
-  <w:abstractNum w:abstractNumId="13">
-    <w:multiLevelType w:val="singleLevel"/>
-    <w:lvl w:ilvl="0">
-      <w:start w:val="1"/>
-      <w:numFmt w:val="decimal"/>
-      <w:lvlText w:val="%1."/>
-      <w:lvlJc w:val="left"/>
-      <w:pPr>
-        <w:tabs>
-          <w:tab w:val="num" w:pos="540"/>
-        </w:tabs>
-        <w:ind w:left="540" w:hanging="270"/>
-      </w:pPr>
-    </w:lvl>
-  </w:abstractNum>
-  <w:num w:numId="14">
-    <w:abstractNumId w:val="13"/>
-  </w:num>
 </w:numbering>
 </file>
 
@@ -799,7 +594,7 @@
   <w:docDefaults>
     <w:rPrDefault>
       <w:rPr>
-        <w:rFonts w:asciiTheme="minorHAnsi" w:eastAsiaTheme="minorEastAsia" w:hAnsiTheme="minorHAnsi" w:cstheme="minorBidi"/>
+        <w:rFonts/>
         <w:sz w:val="22"/>
         <w:szCs w:val="22"/>
         <w:lang w:val="en-US" w:eastAsia="en-US" w:bidi="ar-SA"/>
@@ -955,12 +750,13 @@
     <w:qFormat/>
     <w:rsid w:val="00FC693F"/>
     <w:pPr>
-      <w:widowControl/>
-      <w:spacing w:before="0" w:after="120" w:line="300" w:lineRule="auto"/>
+      <w:spacing w:after="120" w:line="259" w:lineRule="auto"/>
     </w:pPr>
     <w:rPr>
-      <w:rFonts w:ascii="Calibri" w:hAnsi="Calibri" w:cs="Calibri"/>
-      <w:sz w:val="22"/>
+      <w:rFonts w:ascii="Times New Roman" w:hAnsi="Times New Roman"/>
+      <w:color w:val="000000"/>
+      <w:sz w:val="24"/>
+      <w:lang w:val="ru-RU"/>
     </w:rPr>
   </w:style>
   <w:style w:type="paragraph" w:styleId="Header">
@@ -1018,16 +814,17 @@
     <w:pPr>
       <w:keepNext/>
       <w:keepLines/>
-      <w:spacing w:before="360" w:after="200"/>
+      <w:spacing w:before="480" w:after="120" w:line="259" w:lineRule="auto"/>
       <w:outlineLvl w:val="0"/>
     </w:pPr>
     <w:rPr>
-      <w:rFonts w:asciiTheme="majorHAnsi" w:eastAsiaTheme="majorEastAsia" w:hAnsiTheme="majorHAnsi" w:cstheme="majorBidi" w:ascii="Calibri" w:hAnsi="Calibri" w:cs="Calibri"/>
+      <w:rFonts w:ascii="Times New Roman" w:hAnsi="Times New Roman"/>
       <w:b/>
       <w:bCs/>
-      <w:color w:val="2E74B5"/>
-      <w:sz w:val="32"/>
+      <w:color w:val="000000"/>
+      <w:sz w:val="26"/>
       <w:szCs w:val="28"/>
+      <w:lang w:val="ru-RU"/>
     </w:rPr>
   </w:style>
   <w:style w:type="paragraph" w:styleId="Heading2">
@@ -1042,16 +839,17 @@
     <w:pPr>
       <w:keepNext/>
       <w:keepLines/>
-      <w:spacing w:before="280" w:after="140"/>
+      <w:spacing w:before="200" w:after="120" w:line="259" w:lineRule="auto"/>
       <w:outlineLvl w:val="1"/>
     </w:pPr>
     <w:rPr>
-      <w:rFonts w:asciiTheme="majorHAnsi" w:eastAsiaTheme="majorEastAsia" w:hAnsiTheme="majorHAnsi" w:cstheme="majorBidi" w:ascii="Calibri" w:hAnsi="Calibri" w:cs="Calibri"/>
+      <w:rFonts w:ascii="Times New Roman" w:hAnsi="Times New Roman"/>
       <w:b/>
       <w:bCs/>
-      <w:color w:val="2E74B5"/>
+      <w:color w:val="000000"/>
       <w:sz w:val="26"/>
       <w:szCs w:val="26"/>
+      <w:lang w:val="ru-RU"/>
     </w:rPr>
   </w:style>
   <w:style w:type="paragraph" w:styleId="Heading3">
@@ -1066,15 +864,14 @@
     <w:pPr>
       <w:keepNext/>
       <w:keepLines/>
-      <w:spacing w:before="200" w:after="100"/>
+      <w:spacing w:before="200" w:after="0"/>
       <w:outlineLvl w:val="2"/>
     </w:pPr>
     <w:rPr>
-      <w:rFonts w:asciiTheme="majorHAnsi" w:eastAsiaTheme="majorEastAsia" w:hAnsiTheme="majorHAnsi" w:cstheme="majorBidi" w:ascii="Calibri" w:hAnsi="Calibri" w:cs="Calibri"/>
+      <w:rFonts/>
       <w:b/>
       <w:bCs/>
-      <w:color w:val="1F4D78"/>
-      <w:sz w:val="24"/>
+      <w:color w:val="4F81BD" w:themeColor="accent1"/>
     </w:rPr>
   </w:style>
   <w:style w:type="paragraph" w:styleId="Heading4">
@@ -1094,7 +891,7 @@
       <w:outlineLvl w:val="3"/>
     </w:pPr>
     <w:rPr>
-      <w:rFonts w:asciiTheme="majorHAnsi" w:eastAsiaTheme="majorEastAsia" w:hAnsiTheme="majorHAnsi" w:cstheme="majorBidi"/>
+      <w:rFonts/>
       <w:b/>
       <w:bCs/>
       <w:i/>
@@ -1119,7 +916,7 @@
       <w:outlineLvl w:val="4"/>
     </w:pPr>
     <w:rPr>
-      <w:rFonts w:asciiTheme="majorHAnsi" w:eastAsiaTheme="majorEastAsia" w:hAnsiTheme="majorHAnsi" w:cstheme="majorBidi"/>
+      <w:rFonts/>
       <w:color w:val="243F60" w:themeColor="accent1" w:themeShade="7F"/>
     </w:rPr>
   </w:style>
@@ -1140,7 +937,7 @@
       <w:outlineLvl w:val="5"/>
     </w:pPr>
     <w:rPr>
-      <w:rFonts w:asciiTheme="majorHAnsi" w:eastAsiaTheme="majorEastAsia" w:hAnsiTheme="majorHAnsi" w:cstheme="majorBidi"/>
+      <w:rFonts/>
       <w:i/>
       <w:iCs/>
       <w:color w:val="243F60" w:themeColor="accent1" w:themeShade="7F"/>
@@ -1163,7 +960,7 @@
       <w:outlineLvl w:val="6"/>
     </w:pPr>
     <w:rPr>
-      <w:rFonts w:asciiTheme="majorHAnsi" w:eastAsiaTheme="majorEastAsia" w:hAnsiTheme="majorHAnsi" w:cstheme="majorBidi"/>
+      <w:rFonts/>
       <w:i/>
       <w:iCs/>
       <w:color w:val="404040" w:themeColor="text1" w:themeTint="BF"/>
@@ -1186,7 +983,7 @@
       <w:outlineLvl w:val="7"/>
     </w:pPr>
     <w:rPr>
-      <w:rFonts w:asciiTheme="majorHAnsi" w:eastAsiaTheme="majorEastAsia" w:hAnsiTheme="majorHAnsi" w:cstheme="majorBidi"/>
+      <w:rFonts/>
       <w:color w:val="4F81BD" w:themeColor="accent1"/>
       <w:sz w:val="20"/>
       <w:szCs w:val="20"/>
@@ -1209,7 +1006,7 @@
       <w:outlineLvl w:val="8"/>
     </w:pPr>
     <w:rPr>
-      <w:rFonts w:asciiTheme="majorHAnsi" w:eastAsiaTheme="majorEastAsia" w:hAnsiTheme="majorHAnsi" w:cstheme="majorBidi"/>
+      <w:rFonts/>
       <w:i/>
       <w:iCs/>
       <w:color w:val="404040" w:themeColor="text1" w:themeTint="BF"/>
@@ -1260,7 +1057,7 @@
     <w:uiPriority w:val="9"/>
     <w:rsid w:val="00FC693F"/>
     <w:rPr>
-      <w:rFonts w:asciiTheme="majorHAnsi" w:eastAsiaTheme="majorEastAsia" w:hAnsiTheme="majorHAnsi" w:cstheme="majorBidi"/>
+      <w:rFonts/>
       <w:b/>
       <w:bCs/>
       <w:color w:val="365F91" w:themeColor="accent1" w:themeShade="BF"/>
@@ -1275,7 +1072,7 @@
     <w:uiPriority w:val="9"/>
     <w:rsid w:val="00FC693F"/>
     <w:rPr>
-      <w:rFonts w:asciiTheme="majorHAnsi" w:eastAsiaTheme="majorEastAsia" w:hAnsiTheme="majorHAnsi" w:cstheme="majorBidi"/>
+      <w:rFonts/>
       <w:b/>
       <w:bCs/>
       <w:color w:val="4F81BD" w:themeColor="accent1"/>
@@ -1290,7 +1087,7 @@
     <w:uiPriority w:val="9"/>
     <w:rsid w:val="00FC693F"/>
     <w:rPr>
-      <w:rFonts w:asciiTheme="majorHAnsi" w:eastAsiaTheme="majorEastAsia" w:hAnsiTheme="majorHAnsi" w:cstheme="majorBidi"/>
+      <w:rFonts/>
       <w:b/>
       <w:bCs/>
       <w:color w:val="4F81BD" w:themeColor="accent1"/>
@@ -1305,19 +1102,17 @@
     <w:qFormat/>
     <w:rsid w:val="00FC693F"/>
     <w:pPr>
-      <w:pBdr>
-        <w:bottom w:val="single" w:sz="8" w:space="4" w:color="4F81BD" w:themeColor="accent1"/>
-      </w:pBdr>
-      <w:spacing w:after="300" w:line="240" w:lineRule="auto"/>
+      <w:spacing w:after="120" w:line="259" w:lineRule="auto"/>
       <w:contextualSpacing/>
     </w:pPr>
     <w:rPr>
-      <w:rFonts w:asciiTheme="majorHAnsi" w:eastAsiaTheme="majorEastAsia" w:hAnsiTheme="majorHAnsi" w:cstheme="majorBidi"/>
-      <w:color w:val="17365D" w:themeColor="text2" w:themeShade="BF"/>
+      <w:rFonts w:ascii="Times New Roman" w:hAnsi="Times New Roman"/>
+      <w:color w:val="000000"/>
       <w:spacing w:val="5"/>
       <w:kern w:val="28"/>
-      <w:sz w:val="52"/>
+      <w:sz w:val="40"/>
       <w:szCs w:val="52"/>
+      <w:lang w:val="ru-RU"/>
     </w:rPr>
   </w:style>
   <w:style w:type="character" w:customStyle="1" w:styleId="TitleChar">
@@ -1327,7 +1122,7 @@
     <w:uiPriority w:val="10"/>
     <w:rsid w:val="00FC693F"/>
     <w:rPr>
-      <w:rFonts w:asciiTheme="majorHAnsi" w:eastAsiaTheme="majorEastAsia" w:hAnsiTheme="majorHAnsi" w:cstheme="majorBidi"/>
+      <w:rFonts/>
       <w:color w:val="17365D" w:themeColor="text2" w:themeShade="BF"/>
       <w:spacing w:val="5"/>
       <w:kern w:val="28"/>
@@ -1349,7 +1144,7 @@
       </w:numPr>
     </w:pPr>
     <w:rPr>
-      <w:rFonts w:asciiTheme="majorHAnsi" w:eastAsiaTheme="majorEastAsia" w:hAnsiTheme="majorHAnsi" w:cstheme="majorBidi"/>
+      <w:rFonts/>
       <w:i/>
       <w:iCs/>
       <w:color w:val="4F81BD" w:themeColor="accent1"/>
@@ -1365,7 +1160,7 @@
     <w:uiPriority w:val="11"/>
     <w:rsid w:val="00FC693F"/>
     <w:rPr>
-      <w:rFonts w:asciiTheme="majorHAnsi" w:eastAsiaTheme="majorEastAsia" w:hAnsiTheme="majorHAnsi" w:cstheme="majorBidi"/>
+      <w:rFonts/>
       <w:i/>
       <w:iCs/>
       <w:color w:val="4F81BD" w:themeColor="accent1"/>
@@ -1490,8 +1285,15 @@
       <w:numPr>
         <w:numId w:val="1"/>
       </w:numPr>
+      <w:spacing w:after="120" w:line="259" w:lineRule="auto"/>
       <w:contextualSpacing/>
     </w:pPr>
+    <w:rPr>
+      <w:rFonts w:ascii="Times New Roman" w:hAnsi="Times New Roman"/>
+      <w:color w:val="000000"/>
+      <w:sz w:val="24"/>
+      <w:lang w:val="ru-RU"/>
+    </w:rPr>
   </w:style>
   <w:style w:type="paragraph" w:styleId="ListBullet2">
     <w:name w:val="List Bullet 2"/>
@@ -1663,7 +1465,7 @@
     <w:semiHidden/>
     <w:rsid w:val="00FC693F"/>
     <w:rPr>
-      <w:rFonts w:asciiTheme="majorHAnsi" w:eastAsiaTheme="majorEastAsia" w:hAnsiTheme="majorHAnsi" w:cstheme="majorBidi"/>
+      <w:rFonts/>
       <w:b/>
       <w:bCs/>
       <w:i/>
@@ -1679,7 +1481,7 @@
     <w:semiHidden/>
     <w:rsid w:val="00FC693F"/>
     <w:rPr>
-      <w:rFonts w:asciiTheme="majorHAnsi" w:eastAsiaTheme="majorEastAsia" w:hAnsiTheme="majorHAnsi" w:cstheme="majorBidi"/>
+      <w:rFonts/>
       <w:color w:val="243F60" w:themeColor="accent1" w:themeShade="7F"/>
     </w:rPr>
   </w:style>
@@ -1691,7 +1493,7 @@
     <w:semiHidden/>
     <w:rsid w:val="00FC693F"/>
     <w:rPr>
-      <w:rFonts w:asciiTheme="majorHAnsi" w:eastAsiaTheme="majorEastAsia" w:hAnsiTheme="majorHAnsi" w:cstheme="majorBidi"/>
+      <w:rFonts/>
       <w:i/>
       <w:iCs/>
       <w:color w:val="243F60" w:themeColor="accent1" w:themeShade="7F"/>
@@ -1705,7 +1507,7 @@
     <w:semiHidden/>
     <w:rsid w:val="00FC693F"/>
     <w:rPr>
-      <w:rFonts w:asciiTheme="majorHAnsi" w:eastAsiaTheme="majorEastAsia" w:hAnsiTheme="majorHAnsi" w:cstheme="majorBidi"/>
+      <w:rFonts/>
       <w:i/>
       <w:iCs/>
       <w:color w:val="404040" w:themeColor="text1" w:themeTint="BF"/>
@@ -1719,7 +1521,7 @@
     <w:semiHidden/>
     <w:rsid w:val="00FC693F"/>
     <w:rPr>
-      <w:rFonts w:asciiTheme="majorHAnsi" w:eastAsiaTheme="majorEastAsia" w:hAnsiTheme="majorHAnsi" w:cstheme="majorBidi"/>
+      <w:rFonts/>
       <w:color w:val="4F81BD" w:themeColor="accent1"/>
       <w:sz w:val="20"/>
       <w:szCs w:val="20"/>
@@ -1733,7 +1535,7 @@
     <w:semiHidden/>
     <w:rsid w:val="00FC693F"/>
     <w:rPr>
-      <w:rFonts w:asciiTheme="majorHAnsi" w:eastAsiaTheme="majorEastAsia" w:hAnsiTheme="majorHAnsi" w:cstheme="majorBidi"/>
+      <w:rFonts/>
       <w:i/>
       <w:iCs/>
       <w:color w:val="404040" w:themeColor="text1" w:themeTint="BF"/>
@@ -1792,9 +1594,6 @@
     <w:qFormat/>
     <w:rsid w:val="00FC693F"/>
     <w:pPr>
-      <w:pBdr>
-        <w:bottom w:val="single" w:sz="4" w:space="4" w:color="4F81BD" w:themeColor="accent1"/>
-      </w:pBdr>
       <w:spacing w:before="200" w:after="280"/>
       <w:ind w:left="936" w:right="936"/>
     </w:pPr>
@@ -3322,7 +3121,7 @@
         <w:spacing w:before="0" w:after="0" w:line="240" w:lineRule="auto"/>
       </w:pPr>
       <w:rPr>
-        <w:rFonts w:asciiTheme="majorHAnsi" w:eastAsiaTheme="majorEastAsia" w:hAnsiTheme="majorHAnsi" w:cstheme="majorBidi"/>
+        <w:rFonts/>
         <w:b/>
         <w:bCs/>
       </w:rPr>
@@ -3343,7 +3142,7 @@
         <w:spacing w:before="0" w:after="0" w:line="240" w:lineRule="auto"/>
       </w:pPr>
       <w:rPr>
-        <w:rFonts w:asciiTheme="majorHAnsi" w:eastAsiaTheme="majorEastAsia" w:hAnsiTheme="majorHAnsi" w:cstheme="majorBidi"/>
+        <w:rFonts/>
         <w:b/>
         <w:bCs/>
       </w:rPr>
@@ -3361,14 +3160,14 @@
     </w:tblStylePr>
     <w:tblStylePr w:type="firstCol">
       <w:rPr>
-        <w:rFonts w:asciiTheme="majorHAnsi" w:eastAsiaTheme="majorEastAsia" w:hAnsiTheme="majorHAnsi" w:cstheme="majorBidi"/>
+        <w:rFonts/>
         <w:b/>
         <w:bCs/>
       </w:rPr>
     </w:tblStylePr>
     <w:tblStylePr w:type="lastCol">
       <w:rPr>
-        <w:rFonts w:asciiTheme="majorHAnsi" w:eastAsiaTheme="majorEastAsia" w:hAnsiTheme="majorHAnsi" w:cstheme="majorBidi"/>
+        <w:rFonts/>
         <w:b/>
         <w:bCs/>
       </w:rPr>
@@ -3452,7 +3251,7 @@
         <w:spacing w:before="0" w:after="0" w:line="240" w:lineRule="auto"/>
       </w:pPr>
       <w:rPr>
-        <w:rFonts w:asciiTheme="majorHAnsi" w:eastAsiaTheme="majorEastAsia" w:hAnsiTheme="majorHAnsi" w:cstheme="majorBidi"/>
+        <w:rFonts/>
         <w:b/>
         <w:bCs/>
       </w:rPr>
@@ -3473,7 +3272,7 @@
         <w:spacing w:before="0" w:after="0" w:line="240" w:lineRule="auto"/>
       </w:pPr>
       <w:rPr>
-        <w:rFonts w:asciiTheme="majorHAnsi" w:eastAsiaTheme="majorEastAsia" w:hAnsiTheme="majorHAnsi" w:cstheme="majorBidi"/>
+        <w:rFonts/>
         <w:b/>
         <w:bCs/>
       </w:rPr>
@@ -3491,14 +3290,14 @@
     </w:tblStylePr>
     <w:tblStylePr w:type="firstCol">
       <w:rPr>
-        <w:rFonts w:asciiTheme="majorHAnsi" w:eastAsiaTheme="majorEastAsia" w:hAnsiTheme="majorHAnsi" w:cstheme="majorBidi"/>
+        <w:rFonts/>
         <w:b/>
         <w:bCs/>
       </w:rPr>
     </w:tblStylePr>
     <w:tblStylePr w:type="lastCol">
       <w:rPr>
-        <w:rFonts w:asciiTheme="majorHAnsi" w:eastAsiaTheme="majorEastAsia" w:hAnsiTheme="majorHAnsi" w:cstheme="majorBidi"/>
+        <w:rFonts/>
         <w:b/>
         <w:bCs/>
       </w:rPr>
@@ -3582,7 +3381,7 @@
         <w:spacing w:before="0" w:after="0" w:line="240" w:lineRule="auto"/>
       </w:pPr>
       <w:rPr>
-        <w:rFonts w:asciiTheme="majorHAnsi" w:eastAsiaTheme="majorEastAsia" w:hAnsiTheme="majorHAnsi" w:cstheme="majorBidi"/>
+        <w:rFonts/>
         <w:b/>
         <w:bCs/>
       </w:rPr>
@@ -3603,7 +3402,7 @@
         <w:spacing w:before="0" w:after="0" w:line="240" w:lineRule="auto"/>
       </w:pPr>
       <w:rPr>
-        <w:rFonts w:asciiTheme="majorHAnsi" w:eastAsiaTheme="majorEastAsia" w:hAnsiTheme="majorHAnsi" w:cstheme="majorBidi"/>
+        <w:rFonts/>
         <w:b/>
         <w:bCs/>
       </w:rPr>
@@ -3621,14 +3420,14 @@
     </w:tblStylePr>
     <w:tblStylePr w:type="firstCol">
       <w:rPr>
-        <w:rFonts w:asciiTheme="majorHAnsi" w:eastAsiaTheme="majorEastAsia" w:hAnsiTheme="majorHAnsi" w:cstheme="majorBidi"/>
+        <w:rFonts/>
         <w:b/>
         <w:bCs/>
       </w:rPr>
     </w:tblStylePr>
     <w:tblStylePr w:type="lastCol">
       <w:rPr>
-        <w:rFonts w:asciiTheme="majorHAnsi" w:eastAsiaTheme="majorEastAsia" w:hAnsiTheme="majorHAnsi" w:cstheme="majorBidi"/>
+        <w:rFonts/>
         <w:b/>
         <w:bCs/>
       </w:rPr>
@@ -3712,7 +3511,7 @@
         <w:spacing w:before="0" w:after="0" w:line="240" w:lineRule="auto"/>
       </w:pPr>
       <w:rPr>
-        <w:rFonts w:asciiTheme="majorHAnsi" w:eastAsiaTheme="majorEastAsia" w:hAnsiTheme="majorHAnsi" w:cstheme="majorBidi"/>
+        <w:rFonts/>
         <w:b/>
         <w:bCs/>
       </w:rPr>
@@ -3733,7 +3532,7 @@
         <w:spacing w:before="0" w:after="0" w:line="240" w:lineRule="auto"/>
       </w:pPr>
       <w:rPr>
-        <w:rFonts w:asciiTheme="majorHAnsi" w:eastAsiaTheme="majorEastAsia" w:hAnsiTheme="majorHAnsi" w:cstheme="majorBidi"/>
+        <w:rFonts/>
         <w:b/>
         <w:bCs/>
       </w:rPr>
@@ -3751,14 +3550,14 @@
     </w:tblStylePr>
     <w:tblStylePr w:type="firstCol">
       <w:rPr>
-        <w:rFonts w:asciiTheme="majorHAnsi" w:eastAsiaTheme="majorEastAsia" w:hAnsiTheme="majorHAnsi" w:cstheme="majorBidi"/>
+        <w:rFonts/>
         <w:b/>
         <w:bCs/>
       </w:rPr>
     </w:tblStylePr>
     <w:tblStylePr w:type="lastCol">
       <w:rPr>
-        <w:rFonts w:asciiTheme="majorHAnsi" w:eastAsiaTheme="majorEastAsia" w:hAnsiTheme="majorHAnsi" w:cstheme="majorBidi"/>
+        <w:rFonts/>
         <w:b/>
         <w:bCs/>
       </w:rPr>
@@ -3842,7 +3641,7 @@
         <w:spacing w:before="0" w:after="0" w:line="240" w:lineRule="auto"/>
       </w:pPr>
       <w:rPr>
-        <w:rFonts w:asciiTheme="majorHAnsi" w:eastAsiaTheme="majorEastAsia" w:hAnsiTheme="majorHAnsi" w:cstheme="majorBidi"/>
+        <w:rFonts/>
         <w:b/>
         <w:bCs/>
       </w:rPr>
@@ -3863,7 +3662,7 @@
         <w:spacing w:before="0" w:after="0" w:line="240" w:lineRule="auto"/>
       </w:pPr>
       <w:rPr>
-        <w:rFonts w:asciiTheme="majorHAnsi" w:eastAsiaTheme="majorEastAsia" w:hAnsiTheme="majorHAnsi" w:cstheme="majorBidi"/>
+        <w:rFonts/>
         <w:b/>
         <w:bCs/>
       </w:rPr>
@@ -3881,14 +3680,14 @@
     </w:tblStylePr>
     <w:tblStylePr w:type="firstCol">
       <w:rPr>
-        <w:rFonts w:asciiTheme="majorHAnsi" w:eastAsiaTheme="majorEastAsia" w:hAnsiTheme="majorHAnsi" w:cstheme="majorBidi"/>
+        <w:rFonts/>
         <w:b/>
         <w:bCs/>
       </w:rPr>
     </w:tblStylePr>
     <w:tblStylePr w:type="lastCol">
       <w:rPr>
-        <w:rFonts w:asciiTheme="majorHAnsi" w:eastAsiaTheme="majorEastAsia" w:hAnsiTheme="majorHAnsi" w:cstheme="majorBidi"/>
+        <w:rFonts/>
         <w:b/>
         <w:bCs/>
       </w:rPr>
@@ -3972,7 +3771,7 @@
         <w:spacing w:before="0" w:after="0" w:line="240" w:lineRule="auto"/>
       </w:pPr>
       <w:rPr>
-        <w:rFonts w:asciiTheme="majorHAnsi" w:eastAsiaTheme="majorEastAsia" w:hAnsiTheme="majorHAnsi" w:cstheme="majorBidi"/>
+        <w:rFonts/>
         <w:b/>
         <w:bCs/>
       </w:rPr>
@@ -3993,7 +3792,7 @@
         <w:spacing w:before="0" w:after="0" w:line="240" w:lineRule="auto"/>
       </w:pPr>
       <w:rPr>
-        <w:rFonts w:asciiTheme="majorHAnsi" w:eastAsiaTheme="majorEastAsia" w:hAnsiTheme="majorHAnsi" w:cstheme="majorBidi"/>
+        <w:rFonts/>
         <w:b/>
         <w:bCs/>
       </w:rPr>
@@ -4011,14 +3810,14 @@
     </w:tblStylePr>
     <w:tblStylePr w:type="firstCol">
       <w:rPr>
-        <w:rFonts w:asciiTheme="majorHAnsi" w:eastAsiaTheme="majorEastAsia" w:hAnsiTheme="majorHAnsi" w:cstheme="majorBidi"/>
+        <w:rFonts/>
         <w:b/>
         <w:bCs/>
       </w:rPr>
     </w:tblStylePr>
     <w:tblStylePr w:type="lastCol">
       <w:rPr>
-        <w:rFonts w:asciiTheme="majorHAnsi" w:eastAsiaTheme="majorEastAsia" w:hAnsiTheme="majorHAnsi" w:cstheme="majorBidi"/>
+        <w:rFonts/>
         <w:b/>
         <w:bCs/>
       </w:rPr>
@@ -4102,7 +3901,7 @@
         <w:spacing w:before="0" w:after="0" w:line="240" w:lineRule="auto"/>
       </w:pPr>
       <w:rPr>
-        <w:rFonts w:asciiTheme="majorHAnsi" w:eastAsiaTheme="majorEastAsia" w:hAnsiTheme="majorHAnsi" w:cstheme="majorBidi"/>
+        <w:rFonts/>
         <w:b/>
         <w:bCs/>
       </w:rPr>
@@ -4123,7 +3922,7 @@
         <w:spacing w:before="0" w:after="0" w:line="240" w:lineRule="auto"/>
       </w:pPr>
       <w:rPr>
-        <w:rFonts w:asciiTheme="majorHAnsi" w:eastAsiaTheme="majorEastAsia" w:hAnsiTheme="majorHAnsi" w:cstheme="majorBidi"/>
+        <w:rFonts/>
         <w:b/>
         <w:bCs/>
       </w:rPr>
@@ -4141,14 +3940,14 @@
     </w:tblStylePr>
     <w:tblStylePr w:type="firstCol">
       <w:rPr>
-        <w:rFonts w:asciiTheme="majorHAnsi" w:eastAsiaTheme="majorEastAsia" w:hAnsiTheme="majorHAnsi" w:cstheme="majorBidi"/>
+        <w:rFonts/>
         <w:b/>
         <w:bCs/>
       </w:rPr>
     </w:tblStylePr>
     <w:tblStylePr w:type="lastCol">
       <w:rPr>
-        <w:rFonts w:asciiTheme="majorHAnsi" w:eastAsiaTheme="majorEastAsia" w:hAnsiTheme="majorHAnsi" w:cstheme="majorBidi"/>
+        <w:rFonts/>
         <w:b/>
         <w:bCs/>
       </w:rPr>
@@ -6013,7 +5812,7 @@
     </w:tblPr>
     <w:tblStylePr w:type="firstRow">
       <w:rPr>
-        <w:rFonts w:asciiTheme="majorHAnsi" w:eastAsiaTheme="majorEastAsia" w:hAnsiTheme="majorHAnsi" w:cstheme="majorBidi"/>
+        <w:rFonts/>
       </w:rPr>
       <w:tblPr/>
       <w:tcPr>
@@ -6097,7 +5896,7 @@
     </w:tblPr>
     <w:tblStylePr w:type="firstRow">
       <w:rPr>
-        <w:rFonts w:asciiTheme="majorHAnsi" w:eastAsiaTheme="majorEastAsia" w:hAnsiTheme="majorHAnsi" w:cstheme="majorBidi"/>
+        <w:rFonts/>
       </w:rPr>
       <w:tblPr/>
       <w:tcPr>
@@ -6181,7 +5980,7 @@
     </w:tblPr>
     <w:tblStylePr w:type="firstRow">
       <w:rPr>
-        <w:rFonts w:asciiTheme="majorHAnsi" w:eastAsiaTheme="majorEastAsia" w:hAnsiTheme="majorHAnsi" w:cstheme="majorBidi"/>
+        <w:rFonts/>
       </w:rPr>
       <w:tblPr/>
       <w:tcPr>
@@ -6265,7 +6064,7 @@
     </w:tblPr>
     <w:tblStylePr w:type="firstRow">
       <w:rPr>
-        <w:rFonts w:asciiTheme="majorHAnsi" w:eastAsiaTheme="majorEastAsia" w:hAnsiTheme="majorHAnsi" w:cstheme="majorBidi"/>
+        <w:rFonts/>
       </w:rPr>
       <w:tblPr/>
       <w:tcPr>
@@ -6349,7 +6148,7 @@
     </w:tblPr>
     <w:tblStylePr w:type="firstRow">
       <w:rPr>
-        <w:rFonts w:asciiTheme="majorHAnsi" w:eastAsiaTheme="majorEastAsia" w:hAnsiTheme="majorHAnsi" w:cstheme="majorBidi"/>
+        <w:rFonts/>
       </w:rPr>
       <w:tblPr/>
       <w:tcPr>
@@ -6433,7 +6232,7 @@
     </w:tblPr>
     <w:tblStylePr w:type="firstRow">
       <w:rPr>
-        <w:rFonts w:asciiTheme="majorHAnsi" w:eastAsiaTheme="majorEastAsia" w:hAnsiTheme="majorHAnsi" w:cstheme="majorBidi"/>
+        <w:rFonts/>
       </w:rPr>
       <w:tblPr/>
       <w:tcPr>
@@ -6517,7 +6316,7 @@
     </w:tblPr>
     <w:tblStylePr w:type="firstRow">
       <w:rPr>
-        <w:rFonts w:asciiTheme="majorHAnsi" w:eastAsiaTheme="majorEastAsia" w:hAnsiTheme="majorHAnsi" w:cstheme="majorBidi"/>
+        <w:rFonts/>
       </w:rPr>
       <w:tblPr/>
       <w:tcPr>
@@ -6582,7 +6381,7 @@
       <w:spacing w:after="0" w:line="240" w:lineRule="auto"/>
     </w:pPr>
     <w:rPr>
-      <w:rFonts w:asciiTheme="majorHAnsi" w:eastAsiaTheme="majorEastAsia" w:hAnsiTheme="majorHAnsi" w:cstheme="majorBidi"/>
+      <w:rFonts/>
       <w:color w:val="000000" w:themeColor="text1"/>
     </w:rPr>
     <w:tblPr>
@@ -6710,7 +6509,7 @@
       <w:spacing w:after="0" w:line="240" w:lineRule="auto"/>
     </w:pPr>
     <w:rPr>
-      <w:rFonts w:asciiTheme="majorHAnsi" w:eastAsiaTheme="majorEastAsia" w:hAnsiTheme="majorHAnsi" w:cstheme="majorBidi"/>
+      <w:rFonts/>
       <w:color w:val="000000" w:themeColor="text1"/>
     </w:rPr>
     <w:tblPr>
@@ -6838,7 +6637,7 @@
       <w:spacing w:after="0" w:line="240" w:lineRule="auto"/>
     </w:pPr>
     <w:rPr>
-      <w:rFonts w:asciiTheme="majorHAnsi" w:eastAsiaTheme="majorEastAsia" w:hAnsiTheme="majorHAnsi" w:cstheme="majorBidi"/>
+      <w:rFonts/>
       <w:color w:val="000000" w:themeColor="text1"/>
     </w:rPr>
     <w:tblPr>
@@ -6966,7 +6765,7 @@
       <w:spacing w:after="0" w:line="240" w:lineRule="auto"/>
     </w:pPr>
     <w:rPr>
-      <w:rFonts w:asciiTheme="majorHAnsi" w:eastAsiaTheme="majorEastAsia" w:hAnsiTheme="majorHAnsi" w:cstheme="majorBidi"/>
+      <w:rFonts/>
       <w:color w:val="000000" w:themeColor="text1"/>
     </w:rPr>
     <w:tblPr>
@@ -7094,7 +6893,7 @@
       <w:spacing w:after="0" w:line="240" w:lineRule="auto"/>
     </w:pPr>
     <w:rPr>
-      <w:rFonts w:asciiTheme="majorHAnsi" w:eastAsiaTheme="majorEastAsia" w:hAnsiTheme="majorHAnsi" w:cstheme="majorBidi"/>
+      <w:rFonts/>
       <w:color w:val="000000" w:themeColor="text1"/>
     </w:rPr>
     <w:tblPr>
@@ -7222,7 +7021,7 @@
       <w:spacing w:after="0" w:line="240" w:lineRule="auto"/>
     </w:pPr>
     <w:rPr>
-      <w:rFonts w:asciiTheme="majorHAnsi" w:eastAsiaTheme="majorEastAsia" w:hAnsiTheme="majorHAnsi" w:cstheme="majorBidi"/>
+      <w:rFonts/>
       <w:color w:val="000000" w:themeColor="text1"/>
     </w:rPr>
     <w:tblPr>
@@ -7350,7 +7149,7 @@
       <w:spacing w:after="0" w:line="240" w:lineRule="auto"/>
     </w:pPr>
     <w:rPr>
-      <w:rFonts w:asciiTheme="majorHAnsi" w:eastAsiaTheme="majorEastAsia" w:hAnsiTheme="majorHAnsi" w:cstheme="majorBidi"/>
+      <w:rFonts/>
       <w:color w:val="000000" w:themeColor="text1"/>
     </w:rPr>
     <w:tblPr>
@@ -7989,7 +7788,7 @@
       <w:spacing w:after="0" w:line="240" w:lineRule="auto"/>
     </w:pPr>
     <w:rPr>
-      <w:rFonts w:asciiTheme="majorHAnsi" w:eastAsiaTheme="majorEastAsia" w:hAnsiTheme="majorHAnsi" w:cstheme="majorBidi"/>
+      <w:rFonts/>
       <w:color w:val="000000" w:themeColor="text1"/>
     </w:rPr>
     <w:tblPr>
@@ -8114,7 +7913,7 @@
       <w:spacing w:after="0" w:line="240" w:lineRule="auto"/>
     </w:pPr>
     <w:rPr>
-      <w:rFonts w:asciiTheme="majorHAnsi" w:eastAsiaTheme="majorEastAsia" w:hAnsiTheme="majorHAnsi" w:cstheme="majorBidi"/>
+      <w:rFonts/>
       <w:color w:val="000000" w:themeColor="text1"/>
     </w:rPr>
     <w:tblPr>
@@ -8239,7 +8038,7 @@
       <w:spacing w:after="0" w:line="240" w:lineRule="auto"/>
     </w:pPr>
     <w:rPr>
-      <w:rFonts w:asciiTheme="majorHAnsi" w:eastAsiaTheme="majorEastAsia" w:hAnsiTheme="majorHAnsi" w:cstheme="majorBidi"/>
+      <w:rFonts/>
       <w:color w:val="000000" w:themeColor="text1"/>
     </w:rPr>
     <w:tblPr>
@@ -8364,7 +8163,7 @@
       <w:spacing w:after="0" w:line="240" w:lineRule="auto"/>
     </w:pPr>
     <w:rPr>
-      <w:rFonts w:asciiTheme="majorHAnsi" w:eastAsiaTheme="majorEastAsia" w:hAnsiTheme="majorHAnsi" w:cstheme="majorBidi"/>
+      <w:rFonts/>
       <w:color w:val="000000" w:themeColor="text1"/>
     </w:rPr>
     <w:tblPr>
@@ -8489,7 +8288,7 @@
       <w:spacing w:after="0" w:line="240" w:lineRule="auto"/>
     </w:pPr>
     <w:rPr>
-      <w:rFonts w:asciiTheme="majorHAnsi" w:eastAsiaTheme="majorEastAsia" w:hAnsiTheme="majorHAnsi" w:cstheme="majorBidi"/>
+      <w:rFonts/>
       <w:color w:val="000000" w:themeColor="text1"/>
     </w:rPr>
     <w:tblPr>
@@ -8614,7 +8413,7 @@
       <w:spacing w:after="0" w:line="240" w:lineRule="auto"/>
     </w:pPr>
     <w:rPr>
-      <w:rFonts w:asciiTheme="majorHAnsi" w:eastAsiaTheme="majorEastAsia" w:hAnsiTheme="majorHAnsi" w:cstheme="majorBidi"/>
+      <w:rFonts/>
       <w:color w:val="000000" w:themeColor="text1"/>
     </w:rPr>
     <w:tblPr>
@@ -8739,7 +8538,7 @@
       <w:spacing w:after="0" w:line="240" w:lineRule="auto"/>
     </w:pPr>
     <w:rPr>
-      <w:rFonts w:asciiTheme="majorHAnsi" w:eastAsiaTheme="majorEastAsia" w:hAnsiTheme="majorHAnsi" w:cstheme="majorBidi"/>
+      <w:rFonts/>
       <w:color w:val="000000" w:themeColor="text1"/>
     </w:rPr>
     <w:tblPr>
